--- a/output/PIB_UPSC_Daily_2026-10-07.docx
+++ b/output/PIB_UPSC_Daily_2026-10-07.docx
@@ -53,7 +53,7 @@
                 <w:b/>
                 <w:sz w:val="20"/>
               </w:rPr>
-              <w:t>DAILY SUMMARY: Scraped 1 total PIB releases today. Found 1 high-yield articles aligned with the UPSC syllabus (GS-3: 1).</w:t>
+              <w:t>DAILY SUMMARY: Scraped 2 total PIB releases today. Found 1 high-yield articles aligned with the UPSC syllabus (GS-3: 1).</w:t>
             </w:r>
           </w:p>
         </w:tc>
